--- a/reli-kirche-und-staat/word/DS5-Kopiervorlagen-Kerzen-statt-Steine.docx
+++ b/reli-kirche-und-staat/word/DS5-Kopiervorlagen-Kerzen-statt-Steine.docx
@@ -698,7 +698,7 @@
           <w:b w:val="0"/>
           <w:i w:val="0"/>
         </w:rPr>
-        <w:t xml:space="preserve"> Sagen Sie das ausdrücklich: „Nicht auf die schönste Tafel. Auf die beste Frage.“ Damit belohnen Sie Nachdenken statt Layout — und die anschließende Besprechung der meistgeklebten Fragen ist die inhaltlich wertvollste Phase der Stunde. Sie darf überziehen.</w:t>
+        <w:t xml:space="preserve"> Sag das ausdrücklich: „Nicht auf die schönste Tafel. Auf die beste Frage.“ Damit belohnst du Nachdenken statt Layout — und die anschließende Besprechung der meistgeklebten Fragen ist die inhaltlich wertvollste Phase der Stunde. Sie darf überziehen.</w:t>
       </w:r>
     </w:p>
     <w:p>
@@ -731,7 +731,7 @@
           <w:b w:val="0"/>
           <w:i w:val="0"/>
         </w:rPr>
-        <w:t xml:space="preserve"> der Kirche geht und kein Heldenstück bietet — geben Sie es einer Gruppe, die Ambivalenz aushält. Team B (Jugendweihe) ist am zugänglichsten und eignet sich für eine Gruppe, die ein Erfolgserlebnis braucht.</w:t>
+        <w:t xml:space="preserve"> der Kirche geht und kein Heldenstück bietet — gib es einer Gruppe, die Ambivalenz aushält. Team B (Jugendweihe) ist am zugänglichsten und eignet sich für eine Gruppe, die ein Erfolgserlebnis braucht.</w:t>
       </w:r>
     </w:p>
     <w:p>
@@ -750,7 +750,7 @@
           <w:b w:val="0"/>
           <w:i w:val="0"/>
         </w:rPr>
-        <w:t xml:space="preserve"> „Zu jeder Behauptung auf Ihrer Tafel muss ich fragen dürfen: Wo steht das? — und Sie müssen es mir zeigen können.“ Das ist in einer Recherchestunde wichtiger als jede Inhaltsvorgabe.</w:t>
+        <w:t xml:space="preserve"> „Zu jeder Behauptung auf eurer Tafel muss ich fragen dürfen: Wo steht das? — und ihr müsst es mir zeigen können.“ Das ist in einer Recherchestunde wichtiger als jede Inhaltsvorgabe.</w:t>
       </w:r>
     </w:p>
     <w:tbl>
@@ -878,7 +878,7 @@
                 <w:b w:val="0"/>
                 <w:i w:val="0"/>
               </w:rPr>
-              <w:t>Auf der Input-Folie M20 stehen zwei Zahlen (Anteil der Jugendweihe-Teilnehmer, Rückgang der Kirchenmitgliedschaft). Setzen Sie diese Zahlen aus einer belegbaren Quelle ein und nennen Sie die Quelle auf der Folie — die Schülerinnen und Schüler sollen in dieser Stunde selbst Belege liefern, dann muss die Lehrkraft es vormachen.</w:t>
+              <w:t>Auf der Input-Folie M20 stehen zwei Zahlen (Anteil der Jugendweihe-Teilnehmer, Rückgang der Kirchenmitgliedschaft). Setz diese Zahlen aus einer belegbaren Quelle ein und nenne die Quelle auf der Folie — die Schülerinnen und Schüler sollen in dieser Stunde selbst Belege liefern, dann muss die Lehrkraft es vormachen.</w:t>
             </w:r>
           </w:p>
         </w:tc>
@@ -3873,7 +3873,7 @@
                 <w:b w:val="0"/>
                 <w:i w:val="0"/>
               </w:rPr>
-              <w:t>„Wir sind am Ende des Teils angekommen, der in Geschichtsbüchern steht. Nächste Woche steht kein Jahr mehr an der Tafel, sondern dieses. Sie bringen Ihre Handys mit. Und Sie werden am Ende etwas tun, das seit 1934 kaum jemand mehr gemacht hat: Sie schreiben eigene Bekenntnissätze. Und die hängen wir an die Tür.“</w:t>
+              <w:t>„Wir sind am Ende des Teils angekommen, der in Geschichtsbüchern steht. Nächste Woche steht kein Jahr mehr an der Tafel, sondern dieses. Ihr bringt eure Handys mit. Und ihr werdet am Ende etwas tun, das seit 1934 kaum jemand mehr gemacht hat: Ihr schreibt eigene Bekenntnissätze. Und die hängen wir an die Tür.“</w:t>
             </w:r>
           </w:p>
         </w:tc>
